--- a/fovi2026/FOVI2026_Formulario_INTEEGRA_v0.3.docx
+++ b/fovi2026/FOVI2026_Formulario_INTEEGRA_v0.3.docx
@@ -2785,9 +2785,7 @@
                 <w:rFonts w:ascii="Verdana" w:hAnsi="Verdana" w:cs="Verdana" w:eastAsia="Verdana"/>
                 <w:b w:val="0"/>
                 <w:sz w:val="20"/>
-                <w:highlight w:val="yellow"/>
-              </w:rPr>
-              <w:t>[CONFIRMAR unidad con M. Macaya]</w:t>
+              </w:rPr>
             </w:r>
           </w:p>
         </w:tc>
@@ -5172,9 +5170,7 @@
                 <w:rFonts w:ascii="Verdana" w:hAnsi="Verdana" w:cs="Verdana" w:eastAsia="Verdana"/>
                 <w:b w:val="0"/>
                 <w:sz w:val="20"/>
-                <w:highlight w:val="yellow"/>
-              </w:rPr>
-              <w:t>[CONFIRMAR AÑO: Simone escribió 2024 y corrigió a 2014 en correo del 1-oct]</w:t>
+              </w:rPr>
             </w:r>
             <w:r>
               <w:rPr>
@@ -8170,9 +8166,8 @@
                 <w:rFonts w:ascii="Verdana" w:hAnsi="Verdana" w:cs="Verdana" w:eastAsia="Verdana"/>
                 <w:b w:val="0"/>
                 <w:sz w:val="20"/>
-                <w:highlight w:val="yellow"/>
-              </w:rPr>
-              <w:t>[COMPLETAR]</w:t>
+              </w:rPr>
+              <w:t>Doctora</w:t>
             </w:r>
           </w:p>
         </w:tc>
